--- a/Pompeji_IRARAH_2eng.docx
+++ b/Pompeji_IRARAH_2eng.docx
@@ -32,7 +32,7 @@
           <w:szCs w:val="36"/>
           <w:rtl w:val="0"/>
         </w:rPr>
-        <w:t xml:space="preserve">Paul Buy</w:t>
+        <w:t xml:space="preserve">Paul Koop</w:t>
       </w:r>
     </w:p>
     <w:p>
@@ -304,7 +304,7 @@
     </w:p>
     <w:sdt>
       <w:sdtPr>
-        <w:id w:val="-1857272846"/>
+        <w:id w:val="1976355423"/>
         <w:docPartObj>
           <w:docPartGallery w:val="Table of Contents"/>
           <w:docPartUnique w:val="1"/>

--- a/Pompeji_IRARAH_2eng.docx
+++ b/Pompeji_IRARAH_2eng.docx
@@ -304,7 +304,7 @@
     </w:p>
     <w:sdt>
       <w:sdtPr>
-        <w:id w:val="1976355423"/>
+        <w:id w:val="-1793375049"/>
         <w:docPartObj>
           <w:docPartGallery w:val="Table of Contents"/>
           <w:docPartUnique w:val="1"/>
@@ -16218,7 +16218,7 @@
         <w:rPr>
           <w:rtl w:val="0"/>
         </w:rPr>
-        <w:t xml:space="preserve">Rowers in chains, their bodies moving to the beat of the drum. Soldiers with short swords pacing between the benches. And in the middle, at a small table, a figure Michael recognized immediately.</w:t>
+        <w:t xml:space="preserve">Rowers in naval formation, free men of the fleet, their strong bodies moving in disciplined unison to the beat of the drum. Marines with short swords pacing alertly between the benches, calling commands and maintaining the rhythm. And in the middle, at a small table, a figure Michael recognized immediately. </w:t>
       </w:r>
     </w:p>
     <w:p>
